--- a/sba_application/08_entity_documents/Bullard_Subscription_and_Capital_Contribution_DRAFT.docx
+++ b/sba_application/08_entity_documents/Bullard_Subscription_and_Capital_Contribution_DRAFT.docx
@@ -70,7 +70,7 @@
           <w:i w:val="0"/>
           <w:sz w:val="21"/>
         </w:rPr>
-        <w:t>The Investor hereby irrevocably subscribes for and agrees to purchase a nineteen and nine-tenths percent (19.9%) membership interest in the Company (the "Interest") for an aggregate purchase price of Two Hundred Fifty Thousand Dollars ($250,000.00) (the "Purchase Price"), and the Company agrees to issue the Interest to the Investor upon the terms and conditions set forth herein and in the Operating Agreement. The Interest is fully earned upon payment and is not subject to any vesting, forfeiture, or repurchase condition.</w:t>
+        <w:t>The Investor hereby irrevocably subscribes for and agrees to purchase a nineteen and nine-tenths percent (19.5%) membership interest in the Company (the "Interest") for an aggregate purchase price of One Hundred Ninety-Five Thousand Dollars ($195,000.00) (the "Purchase Price"), and the Company agrees to issue the Interest to the Investor upon the terms and conditions set forth herein and in the Operating Agreement. The Interest is fully earned upon payment and is not subject to any vesting, forfeiture, or repurchase condition.</w:t>
       </w:r>
     </w:p>
     <w:p>
@@ -90,7 +90,7 @@
           <w:i w:val="0"/>
           <w:sz w:val="21"/>
         </w:rPr>
-        <w:t>The Investor shall pay the Purchase Price by wire transfer of immediately available funds to the Company's operating account in three tranches:</w:t>
+        <w:t>The Investor shall pay the Purchase Price by wire transfer of immediately available funds to the Company's operating account in two tranches:</w:t>
       </w:r>
     </w:p>
     <w:tbl>
@@ -251,65 +251,7 @@
               <w:rPr>
                 <w:sz w:val="19"/>
               </w:rPr>
-              <w:t>$75,000</w:t>
-            </w:r>
-          </w:p>
-        </w:tc>
-        <w:tc>
-          <w:tcPr>
-            <w:tcW w:type="dxa" w:w="3312"/>
-          </w:tcPr>
-          <w:p>
-            <w:r/>
-            <w:r>
-              <w:rPr>
-                <w:sz w:val="19"/>
-              </w:rPr>
-              <w:t>On or before June 30, 2026</w:t>
-            </w:r>
-          </w:p>
-        </w:tc>
-        <w:tc>
-          <w:tcPr>
-            <w:tcW w:type="dxa" w:w="2880"/>
-          </w:tcPr>
-          <w:p>
-            <w:r/>
-            <w:r>
-              <w:rPr>
-                <w:sz w:val="19"/>
-              </w:rPr>
-              <w:t>Committed</w:t>
-            </w:r>
-          </w:p>
-        </w:tc>
-      </w:tr>
-      <w:tr>
-        <w:tc>
-          <w:tcPr>
-            <w:tcW w:type="dxa" w:w="1584"/>
-          </w:tcPr>
-          <w:p>
-            <w:r/>
-            <w:r>
-              <w:rPr>
-                <w:sz w:val="19"/>
-              </w:rPr>
-              <w:t>Tranche 3</w:t>
-            </w:r>
-          </w:p>
-        </w:tc>
-        <w:tc>
-          <w:tcPr>
-            <w:tcW w:type="dxa" w:w="1584"/>
-          </w:tcPr>
-          <w:p>
-            <w:r/>
-            <w:r>
-              <w:rPr>
-                <w:sz w:val="19"/>
-              </w:rPr>
-              <w:t>$75,000</w:t>
+              <w:t>$95,000</w:t>
             </w:r>
           </w:p>
         </w:tc>
@@ -367,7 +309,7 @@
               <w:rPr>
                 <w:sz w:val="19"/>
               </w:rPr>
-              <w:t>$250,000</w:t>
+              <w:t>$195,000</w:t>
             </w:r>
           </w:p>
         </w:tc>
@@ -406,7 +348,7 @@
           <w:i w:val="0"/>
           <w:sz w:val="21"/>
         </w:rPr>
-        <w:t>The parties acknowledge that the $100,000 Tranche 1 wire was received in the Company's Mercury (Column N.A.) operating account ending 1275 on May 7, 2026. The Investor's full 19.9% Interest is recorded and effective as of the Effective Date; provided that if the Investor fails to fund any tranche when due and fails to cure within ten (10) business days of written notice, the Company's sole remedy shall be to reduce the Investor's Percentage Interest proportionally to the amount actually funded (funded amount / $250,000 x 19.9%), with the unfunded balance reverting to Adeline &amp; Lilah, LLC, and the Investor shall have no further obligation as to the unfunded portion. The tranche amounts of $75,000 for Tranches 2 and 3 may be adjusted by mutual written agreement so long as the full $250,000 is funded on or before July 31, 2026.</w:t>
+        <w:t>The parties acknowledge that the $100,000 Tranche 1 wire was received in the Company's Mercury (Column N.A.) operating account ending 1275 on May 7, 2026. The Investor's full 19.5% Interest is recorded and effective as of the Effective Date; provided that if the Investor fails to fund any tranche when due and fails to cure within ten (10) business days of written notice, the Company's sole remedy shall be to reduce the Investor's Percentage Interest proportionally to the amount actually funded (funded amount / $195,000 x 19.5%), with the unfunded balance reverting to Adeline &amp; Lilah, LLC, and the Investor shall have no further obligation as to the unfunded portion. The tranche amounts of $75,000 for Tranches 2 and 3 may be adjusted by mutual written agreement so long as the full $195,000 is funded on or before July 31, 2026.</w:t>
       </w:r>
     </w:p>
     <w:p>

--- a/sba_application/08_entity_documents/Bullard_Subscription_and_Capital_Contribution_DRAFT.docx
+++ b/sba_application/08_entity_documents/Bullard_Subscription_and_Capital_Contribution_DRAFT.docx
@@ -50,7 +50,7 @@
           <w:i w:val="0"/>
           <w:sz w:val="21"/>
         </w:rPr>
-        <w:t>This Subscription and Capital Contribution Agreement (this "Agreement") is entered into as of _______________, 2026 (the "Effective Date"), by and between Tyler Hospice HoldCo L.L.C., a Wyoming limited liability company (the "Company"), and James E. Bullard, an individual residing at 13910 Indiana Ave, Suite 300, Lubbock, TX 79423 (the "Investor"). This Agreement is the "Subscription Agreement" referenced in Section 11.5 of the Company's Operating Agreement, as amended by Amendment No. 1 (together, the "Operating Agreement").</w:t>
+        <w:t>This Subscription and Capital Contribution Agreement (this "Agreement") is entered into as of _______________, 2026 (the "Effective Date"), by and between Tyler Hospice Hold, LLC, a Wyoming limited liability company (the "Company"), and James E. Bullard, an individual residing at 13910 Indiana Ave, Suite 300, Lubbock, TX 79423 (the "Investor"). This Agreement is the "Subscription Agreement" referenced in Section 11.5 of the Company's Operating Agreement, as amended by Amendment No. 1 (together, the "Operating Agreement").</w:t>
       </w:r>
     </w:p>
     <w:p>
@@ -566,7 +566,7 @@
           <w:color w:val="606060"/>
           <w:sz w:val="16"/>
         </w:rPr>
-        <w:t>Prepared for the SBA 7(a) loan application of Tyler Hospice Hold LLC (dba Azalea Hospice &amp; Palliative Care). Confidential.</w:t>
+        <w:t>Prepared for the SBA 7(a) loan application of Tyler Hospice Hold, LLC (dba Azalea Hospice &amp; Palliative Care). Confidential.</w:t>
       </w:r>
     </w:p>
     <w:sectPr>

--- a/sba_application/08_entity_documents/Bullard_Subscription_and_Capital_Contribution_DRAFT.docx
+++ b/sba_application/08_entity_documents/Bullard_Subscription_and_Capital_Contribution_DRAFT.docx
@@ -348,7 +348,7 @@
           <w:i w:val="0"/>
           <w:sz w:val="21"/>
         </w:rPr>
-        <w:t>The parties acknowledge that the $100,000 Tranche 1 wire was received in the Company's Mercury (Column N.A.) operating account ending 1275 on May 7, 2026. The Investor's full 19.5% Interest is recorded and effective as of the Effective Date; provided that if the Investor fails to fund any tranche when due and fails to cure within ten (10) business days of written notice, the Company's sole remedy shall be to reduce the Investor's Percentage Interest proportionally to the amount actually funded (funded amount / $195,000 x 19.5%), with the unfunded balance reverting to Adeline &amp; Lilah, LLC, and the Investor shall have no further obligation as to the unfunded portion. The tranche amounts of $75,000 for Tranches 2 and 3 may be adjusted by mutual written agreement so long as the full $195,000 is funded on or before July 31, 2026.</w:t>
+        <w:t>The parties acknowledge that the $100,000 Tranche 1 wire was received in the Company's Mercury (Column N.A.) operating account ending 1275 on May 7, 2026. The Investor's full 19.5% Interest is recorded and effective as of the Effective Date; provided that if the Investor fails to fund any tranche when due and fails to cure within ten (10) business days of written notice, the Company's sole remedy shall be to reduce the Investor's Percentage Interest proportionally to the amount actually funded (funded amount / $195,000 x 19.5%), with the unfunded balance reverting to Geoff Schackmann, and the Investor shall have no further obligation as to the unfunded portion. The tranche amounts of $75,000 for Tranches 2 and 3 may be adjusted by mutual written agreement so long as the full $195,000 is funded on or before July 31, 2026.</w:t>
       </w:r>
     </w:p>
     <w:p>
